--- a/artifacts/LGL-17/build/quarterly-board-dashboard.docx
+++ b/artifacts/LGL-17/build/quarterly-board-dashboard.docx
@@ -7,15 +7,6 @@
       <w:pPr>
         <w:pStyle w:val="Heading1"/>
       </w:pPr>
-      <w:r>
-        <w:rPr>
-          <w:rStyle w:val="SectionNumber"/>
-        </w:rPr>
-        <w:t xml:space="preserve">1</w:t>
-      </w:r>
-      <w:r>
-        <w:tab/>
-      </w:r>
       <w:r>
         <w:t xml:space="preserve">Quarterly Report to the Audit and Risk Committee: IP, NDA, and Vendor Risk</w:t>
       </w:r>
@@ -251,15 +242,6 @@
       <w:pPr>
         <w:pStyle w:val="Heading2"/>
       </w:pPr>
-      <w:r>
-        <w:rPr>
-          <w:rStyle w:val="SectionNumber"/>
-        </w:rPr>
-        <w:t xml:space="preserve">1.1</w:t>
-      </w:r>
-      <w:r>
-        <w:tab/>
-      </w:r>
       <w:r>
         <w:t xml:space="preserve">1. Program Health Score</w:t>
       </w:r>
@@ -681,15 +663,6 @@
         <w:pStyle w:val="Heading2"/>
       </w:pPr>
       <w:r>
-        <w:rPr>
-          <w:rStyle w:val="SectionNumber"/>
-        </w:rPr>
-        <w:t xml:space="preserve">1.2</w:t>
-      </w:r>
-      <w:r>
-        <w:tab/>
-      </w:r>
-      <w:r>
         <w:t xml:space="preserve">2. Risk Heat Map</w:t>
       </w:r>
     </w:p>
@@ -996,15 +969,6 @@
         <w:pStyle w:val="Heading2"/>
       </w:pPr>
       <w:r>
-        <w:rPr>
-          <w:rStyle w:val="SectionNumber"/>
-        </w:rPr>
-        <w:t xml:space="preserve">1.3</w:t>
-      </w:r>
-      <w:r>
-        <w:tab/>
-      </w:r>
-      <w:r>
         <w:t xml:space="preserve">3. Intellectual Property</w:t>
       </w:r>
     </w:p>
@@ -1013,15 +977,6 @@
       <w:pPr>
         <w:pStyle w:val="Heading3"/>
       </w:pPr>
-      <w:r>
-        <w:rPr>
-          <w:rStyle w:val="SectionNumber"/>
-        </w:rPr>
-        <w:t xml:space="preserve">1.3.1</w:t>
-      </w:r>
-      <w:r>
-        <w:tab/>
-      </w:r>
       <w:r>
         <w:t xml:space="preserve">3.1 The maintenance fee that was missed</w:t>
       </w:r>
@@ -1092,15 +1047,6 @@
       <w:pPr>
         <w:pStyle w:val="Heading3"/>
       </w:pPr>
-      <w:r>
-        <w:rPr>
-          <w:rStyle w:val="SectionNumber"/>
-        </w:rPr>
-        <w:t xml:space="preserve">1.3.2</w:t>
-      </w:r>
-      <w:r>
-        <w:tab/>
-      </w:r>
       <w:r>
         <w:t xml:space="preserve">3.2 Docket position</w:t>
       </w:r>
@@ -1459,15 +1405,6 @@
         <w:pStyle w:val="Heading3"/>
       </w:pPr>
       <w:r>
-        <w:rPr>
-          <w:rStyle w:val="SectionNumber"/>
-        </w:rPr>
-        <w:t xml:space="preserve">1.3.3</w:t>
-      </w:r>
-      <w:r>
-        <w:tab/>
-      </w:r>
-      <w:r>
         <w:t xml:space="preserve">3.3 Invention disclosures</w:t>
       </w:r>
     </w:p>
@@ -1502,15 +1439,6 @@
       <w:pPr>
         <w:pStyle w:val="Heading2"/>
       </w:pPr>
-      <w:r>
-        <w:rPr>
-          <w:rStyle w:val="SectionNumber"/>
-        </w:rPr>
-        <w:t xml:space="preserve">1.4</w:t>
-      </w:r>
-      <w:r>
-        <w:tab/>
-      </w:r>
       <w:r>
         <w:t xml:space="preserve">4. Confidentiality Agreements</w:t>
       </w:r>
@@ -1941,15 +1869,6 @@
         <w:pStyle w:val="Heading2"/>
       </w:pPr>
       <w:r>
-        <w:rPr>
-          <w:rStyle w:val="SectionNumber"/>
-        </w:rPr>
-        <w:t xml:space="preserve">1.5</w:t>
-      </w:r>
-      <w:r>
-        <w:tab/>
-      </w:r>
-      <w:r>
         <w:t xml:space="preserve">5. Vendor Risk</w:t>
       </w:r>
     </w:p>
@@ -2298,15 +2217,6 @@
         <w:pStyle w:val="Heading3"/>
       </w:pPr>
       <w:r>
-        <w:rPr>
-          <w:rStyle w:val="SectionNumber"/>
-        </w:rPr>
-        <w:t xml:space="preserve">1.5.1</w:t>
-      </w:r>
-      <w:r>
-        <w:tab/>
-      </w:r>
-      <w:r>
         <w:t xml:space="preserve">5.1 TalentForce HR Platform: CRITICAL, conditionally approved</w:t>
       </w:r>
     </w:p>
@@ -2351,15 +2261,6 @@
         <w:pStyle w:val="Heading3"/>
       </w:pPr>
       <w:r>
-        <w:rPr>
-          <w:rStyle w:val="SectionNumber"/>
-        </w:rPr>
-        <w:t xml:space="preserve">1.5.2</w:t>
-      </w:r>
-      <w:r>
-        <w:tab/>
-      </w:r>
-      <w:r>
         <w:t xml:space="preserve">5.2 DataPulse Analytics: LOW, approved</w:t>
       </w:r>
     </w:p>
@@ -2377,15 +2278,6 @@
       <w:pPr>
         <w:pStyle w:val="Heading3"/>
       </w:pPr>
-      <w:r>
-        <w:rPr>
-          <w:rStyle w:val="SectionNumber"/>
-        </w:rPr>
-        <w:t xml:space="preserve">1.5.3</w:t>
-      </w:r>
-      <w:r>
-        <w:tab/>
-      </w:r>
       <w:r>
         <w:t xml:space="preserve">5.3 GlobalComms Translation Service: CRITICAL, do not approve</w:t>
       </w:r>
@@ -2439,15 +2331,6 @@
         <w:pStyle w:val="Heading3"/>
       </w:pPr>
       <w:r>
-        <w:rPr>
-          <w:rStyle w:val="SectionNumber"/>
-        </w:rPr>
-        <w:t xml:space="preserve">1.5.4</w:t>
-      </w:r>
-      <w:r>
-        <w:tab/>
-      </w:r>
-      <w:r>
         <w:t xml:space="preserve">5.4 The coverage miss</w:t>
       </w:r>
     </w:p>
@@ -2466,15 +2349,6 @@
       <w:pPr>
         <w:pStyle w:val="Heading2"/>
       </w:pPr>
-      <w:r>
-        <w:rPr>
-          <w:rStyle w:val="SectionNumber"/>
-        </w:rPr>
-        <w:t xml:space="preserve">1.6</w:t>
-      </w:r>
-      <w:r>
-        <w:tab/>
-      </w:r>
       <w:r>
         <w:t xml:space="preserve">6. Financial Summary</w:t>
       </w:r>
@@ -2848,15 +2722,6 @@
       <w:pPr>
         <w:pStyle w:val="Heading2"/>
       </w:pPr>
-      <w:r>
-        <w:rPr>
-          <w:rStyle w:val="SectionNumber"/>
-        </w:rPr>
-        <w:t xml:space="preserve">1.7</w:t>
-      </w:r>
-      <w:r>
-        <w:tab/>
-      </w:r>
       <w:r>
         <w:t xml:space="preserve">7. Risk Register: Top Eight</w:t>
       </w:r>
@@ -3599,15 +3464,6 @@
         <w:pStyle w:val="Heading2"/>
       </w:pPr>
       <w:r>
-        <w:rPr>
-          <w:rStyle w:val="SectionNumber"/>
-        </w:rPr>
-        <w:t xml:space="preserve">1.8</w:t>
-      </w:r>
-      <w:r>
-        <w:tab/>
-      </w:r>
-      <w:r>
         <w:t xml:space="preserve">8. Asks of the Committee</w:t>
       </w:r>
     </w:p>
@@ -3739,15 +3595,6 @@
       <w:pPr>
         <w:pStyle w:val="Heading2"/>
       </w:pPr>
-      <w:r>
-        <w:rPr>
-          <w:rStyle w:val="SectionNumber"/>
-        </w:rPr>
-        <w:t xml:space="preserve">1.9</w:t>
-      </w:r>
-      <w:r>
-        <w:tab/>
-      </w:r>
       <w:r>
         <w:t xml:space="preserve">9. Next Report</w:t>
       </w:r>
